--- a/Report/Perch_figures/Kinnbäcksfjärden_Mohns_rho_N.docx
+++ b/Report/Perch_figures/Kinnbäcksfjärden_Mohns_rho_N.docx
@@ -240,14 +240,14 @@
                 <w:szCs w:val="22"/>
                 <w:color w:val="000000"/>
               </w:rPr>
-              <w:t xml:space="preserve">0.01662</w:t>
+              <w:t xml:space="preserve">0.02917</w:t>
             </w:r>
           </w:p>
         </w:tc>
       </w:tr>
       <w:tr>
         <w:trPr>
-          <w:trHeight w:val="571" w:hRule="auto"/>
+          <w:trHeight w:val="572" w:hRule="auto"/>
         </w:trPr>
         body2
         <w:tc>
@@ -352,7 +352,7 @@
                 <w:szCs w:val="22"/>
                 <w:color w:val="000000"/>
               </w:rPr>
-              <w:t xml:space="preserve">0.00414</w:t>
+              <w:t xml:space="preserve">0.03162</w:t>
             </w:r>
           </w:p>
         </w:tc>
@@ -464,7 +464,7 @@
                 <w:szCs w:val="22"/>
                 <w:color w:val="000000"/>
               </w:rPr>
-              <w:t xml:space="preserve">-0.07322</w:t>
+              <w:t xml:space="preserve">-0.13101</w:t>
             </w:r>
           </w:p>
         </w:tc>
